--- a/example_articles/states/Nevada/6.states_Nevada_Other_publisher.docx
+++ b/example_articles/states/Nevada/6.states_Nevada_Other_publisher.docx
@@ -7,7 +7,7 @@
         <w:pStyle w:val="Heading1"/>
       </w:pPr>
       <w:r>
-        <w:t>A fierce ground war for votes; As Nevada goes, so goes the USA</w:t>
+        <w:t>Nevada residents watching economy more than politics</w:t>
       </w:r>
     </w:p>
     <w:p>
@@ -17,17 +17,17 @@
     </w:p>
     <w:p>
       <w:r>
-        <w:t>Date: 2012-10-18</w:t>
+        <w:t>Date: 2012-07-29</w:t>
       </w:r>
     </w:p>
     <w:p>
       <w:r>
-        <w:t>Section: NEWS; Pg. 1A</w:t>
+        <w:t>Section: BUSINESS; Pg. 14</w:t>
       </w:r>
     </w:p>
     <w:p>
       <w:r>
-        <w:t>Source file: Other publishers/Files (500) (27).DOCX</w:t>
+        <w:t>Source file: Other publishers/Files (500) (28).DOCX</w:t>
       </w:r>
     </w:p>
     <w:p>
@@ -49,97 +49,123 @@
     </w:p>
     <w:p>
       <w:r>
-        <w:t>Bertha Beltran is just a high school sophomore but she is entrenched in a massive voter-turnout operation that could determine who wins the presidency next month.</w:t>
+        <w:t>LAS VEGAS — They're called "the cooler crowd," and Las Vegas is greeting them with ambivalence: A stream of post-recession tourists ready for fun but watching their wallets.</w:t>
         <w:br/>
-        <w:t>Under a blazing desert sun on a recent Saturday, Beltran, 15, and two other Spanish-speaking teens intercept shoppers heading into La Bonita, a supermarket in a working-class neighborhood far east of Las Vegas' glittering casinos. It's the last day to register to vote by mail, and the trio of President Obama's supporters is pushing to sign up Latino voters, who make up more than a quarter of the state's population and could give Obama a crucial edge Nov. 6.</w:t>
+        <w:t>They gamble less extravagantly than the typical visitor of the past, skimp on tips, sometimes lug coolers and microwaves into their hotel rooms to save on drinks and meals. They're a mixed blessing in a state hit as hard as any by the economic downturn and still struggling to recover.</w:t>
         <w:br/>
-        <w:t>Elizabeth Ortiz, 27, registered a week earlier at another supermarket and plans to back Obama. Beltran encourages her to add her name, e-mail address and cellphone number to an early-voting pledge form -- information Obama's campaign will use to encourage the stay-at-home mom to show up at the polls.</w:t>
+        <w:t>They're not the only visitors, of course. President Barack Obama and his Republican rival, Mitt Romney have been here, competing strenuously for Nevada's six electoral votes in what is one of the most contested states. The candidates, too, have gotten a mixed reception. Some kingpins of the gambling industry are writing big campaign checks, but many Nevadans have other matters on their mind, namely foreclosures, layoffs, wage cuts, medical bills.</w:t>
         <w:br/>
-        <w:t>"I can't vote yet, but this is my way of getting involved," says Beltran, who registers three voters and collects 10 pledges in a little more than an hour.</w:t>
+        <w:t>At the MGM Grand, one of the 30-plus lavish gambling resorts along the Las Vegas Strip, bell captain Craig Houston gets a good look at both the high rollers and the "cooler crowd" streaming into the grandiose lobby. Though many visitors are stingier than in the past, the flow of visitors has rebounded to pre-recession levels, and industry analysts say 2012 could end with a record.</w:t>
         <w:br/>
-        <w:t>The scene is repeated across the city in a single day -- at supermarkets, shopping malls and at the House of Blues on the Las Vegas Strip, where rocker and Obama backer Jon Bon Jovi performs a free concert to promote early voting.</w:t>
+        <w:t>By some measures, Houston is fortunate. In the state with the highest jobless rate, at 11.6 percent, he's back at work after being laid off from another resort in 2008, going through bankruptcy and losing his home. He's now a renter, and he tells his grown sons to stay out of the casino business. "You get upset that you're not making the money you used to," he says.</w:t>
         <w:br/>
-        <w:t>Across town, nearly a dozen Mitt Romney volunteers work the phones, trying to unearth new supporters and encourage them to vote early. Every time a new Romney backer is found, the volunteer rings a bell and the room bursts into applause.</w:t>
+        <w:t>Houston, 50, says he's weary of political bickering and wishes for more focused efforts to boost the middle class. He's not overwhelmed by Obama's performance, but expects to vote for him anyway.</w:t>
         <w:br/>
-        <w:t>Nevada has just 2.7 million residents and only six of the 270 electoral votes needed to win presidency. But Obama, Romney and their allies are fighting hard for each vote in a state that has sided with the White House victor in every election since 1980.</w:t>
+        <w:t>"Most people in this community have been in survival mode," said D. Taylor, secretary-treasurer of a hotel workers union. "Of the things that are important to them, politics are about 18th on the checklist."</w:t>
         <w:br/>
-        <w:t>"When you are in a presidential race potentially decided by one or two electoral votes, six is a lot," says Stuart Rothenberg, editor of the non-partisan Rothenberg Political Report. "This election could come down to one state."</w:t>
+        <w:t>For many in the state, their wish list for the election is short.</w:t>
         <w:br/>
-        <w:t>Obama spent three days in the state preparing for the first presidential debate. Romney has visited six times. Former president Bill Clinton stumped for Obama in Las Vegas this month, and Vice President Biden was in Reno on  Wednesday.</w:t>
+        <w:t>"Mostly people will be looking at national economy — looking for a broad recovery which gives people elsewhere more discretionary income to come here," said David Schwartz, director of the Center for Gaming Research at the University of Nevada, Las Vegas.</w:t>
         <w:br/>
-        <w:t>Celebrities pop up, too. Grey's Anatomy star Jesse Williams makes a surprise visit to an Obama campaign office one morning to rally volunteers. He was filming in neighboring California until 2 a.m. and hopped a flight at 5 a.m., he told USA TODAY. "I try to get to battleground states whenever I can."</w:t>
+        <w:t>Obama won the state in 2008, thanks in part to strong backing from union members and other working-class voters alarmed by the economic collapse. Four years later, Nevada is still beleaguered.</w:t>
         <w:br/>
-        <w:t>The state also offers a test of the candidates' ability to recruit volunteers, register voters and get them to the polls in an election so close that turnout could well determine the winner. Obama, who won Nevada by a landslide four years ago, has held a narrow lead in recent polls - as his campaign capitalized on his early fundraising advantage to build a substantial ground organization in the state. The president swamped the GOP nominee on the airwaves by more than 2 to 1 between April 1 and the first week of September, according to SMG/Delta, a Republican media-buying firm.</w:t>
+        <w:t>It has lost 12 percent of its jobs during that span, the highest rate in the nation, and its foreclosure rate remains one of the worst.</w:t>
         <w:br/>
-        <w:t>Romney has ramped up his TV advertising in the state, and last week outspent Obama in Nevada, according to National Journal.</w:t>
+        <w:t>Given the pain inflicted by Nevada's housing crisis, it's not surprising that Obama's campaign ran an ad attempting to use Romney's own words against him.</w:t>
         <w:br/>
-        <w:t>Obama also has opened 27 offices in the state to Romney's 12. Obama's campaign has tapped into an experienced Democratic political operation that helped Senate Majority Leader Harry Reid win easy re-election in 2010 -- a year when Republicans made big gains in Congress. And Obama has the backing of labor unions, who have unleashed their workers to turn out the vote for him and other Democrats in Clark County, where most Nevadans live.</w:t>
+        <w:t>"Don't try and stop the foreclosure process," Romney said during a visit to Las Vegas last year. "Let it run its course and hit the bottom."</w:t>
         <w:br/>
-        <w:t>For their part, Republicans say they have launched an ambitious election effort to catch up to Obama. Republicans have knocked on nearly 370,000 doors and made more than 1.3 million calls to Nevada voters. A key goal: persuading non-partisan voters, who make up roughly 17% of the electorate, to go with Romney.</w:t>
+        <w:t>Nelson Araujo of the Financial Guidance Center, which counsels hard-up Latino families in Las Vegas, said many of his clients were grateful to the Obama administration for federal initiatives, such as the U.S. Treasury's Hardest Hit Fund, that enabled some low-income homeowners to avoid foreclosures.</w:t>
         <w:br/>
-        <w:t>Romney, aided by the cash-flush Republican National Committee, "has a better ground game than the state party ever has," says Bob List, a former Nevada governor and ex-RNC national committeeman.</w:t>
+        <w:t>"Because we're such a hard-hit state, people want to know who's going to bring that aid," said Araujo, expressing skepticism that only private-sector efforts would suffice.</w:t>
         <w:br/>
-        <w:t>A rough economy</w:t>
+        <w:t>In greater Las Vegas, the state's economic engine and home to 72 percent of its people, the picture is mixed. At the high end, sales of luxury condominium units at the Trump International Hotel are surging, with many of the buyers from Asia.</w:t>
         <w:br/>
-        <w:t>Nevada, one of the states hardest hit in the Great Recession, gives Romney one of his best opportunities to make the presidential race a referendum on the economy.</w:t>
+        <w:t>The real estate and home-building sectors are improving, but slowly. Thousands of construction workers remain jobless.</w:t>
         <w:br/>
-        <w:t>Nevada's unemployment rate stood at 12.1% in August, the highest in the nation. The state leads the nation in bankruptcies and ranks fifth in foreclosures. And 70% of Nevada homeowners owe more on their mortgages than their homes are worth, according to the foreclosure listing firm RealtyTrac.</w:t>
+        <w:t>Kolleen Kelley, president of the Las Vegas-area Realtors association, said her colleagues are bracing for slow progress, regardless of the election outcome.</w:t>
         <w:br/>
-        <w:t>Also favoring Romney: Roughly 6% of the state's adults share his religious faith. His fellow Mormons made up 25% of GOP caucusgoers this year, exit polls show -- helping propel Romney to an overwhelming victory. In addition, the state is home base of casino mogul Sheldon Adelson, who has poured more than $50 million into outside Republican political groups.</w:t>
+        <w:t>"I don't know that they're blaming any one person or one party," she said. "This is not a simple fix. It's going to take a longer period of time to get us out from under."</w:t>
         <w:br/>
-        <w:t>Yet in an early sign of organizational strength, Democrats held a nearly 90,000 registration advantage over Republicans among active voters this week. The gap could grow wider: The powerful, 55,000-member Culinary Workers Union recently launched its voter-outreach operation and has knocked on more than 95,000 doors since Sept. 4.</w:t>
+        <w:t>Despite some recent diversification, Nevada's economy is more concentrated than virtually any other state. The tourism/gambling sector accounts for more than one-quarter of Nevada's 1.14 million nonfarm jobs, and 13 of the 20 largest employers are casino/hotel companies.</w:t>
         <w:br/>
-        <w:t>Also complicating matters for Republicans: Texas Rep. Ron Paul's supporters this year seized control of the state GOP and its branch in Clark County and some have fought bitterly with other longtime Republicans in the state. The dissension burst onto the national stage in August when a majority of the state's delegates ignored Romney's victory in the Feb. 4 caucuses to nominate Paul as the GOP presidential nominee at the Republican National Convention in Tampa.</w:t>
+        <w:t>Thanks to intensive organizing in that industry, Nevada stands out as a rare stronghold for private sector unions. The hotel and casino operators, unlike counterparts in some other sectors, can't threaten to outsource or relocate, giving the unions some extra leverage.</w:t>
         <w:br/>
-        <w:t>In early May, Romney's campaign and the Republican National Committee launched a parallel organization, Team Nevada, to oversee GOP election efforts. Romney aides say they have a robust voter identification and turnout operation that exceeds the party's efforts in 2004 when Bush won by a narrow margin.</w:t>
+        <w:t>Taylor's union, Culinary Workers Local 226, claims 60,000 members in Las Vegas. They're waitresses, housekeepers, doormen and others at nearly all the main hotels on the Strip and most of the less-glamorous establishments in downtown. At the union hall, in a low-rise industrial area north of the Strip, members said their contracts helped them endure the worst of the recession, although there was no immunity to hard times.</w:t>
         <w:br/>
-        <w:t>Chris Carr, Romney's Nevada campaign manager, and other campaign officials dismiss the Republican Party fights as bad publicity that will have no real effect on election results. Only a small percentage of Paul supporters have not joined the Romney effort, Carr says.</w:t>
+        <w:t>Tammy Wells, 47, a cocktail waitress at the Luxor, said her tip allocation was cut by half at one point, dropping her annual earnings from about $40,000 to below $20,000. Her pay is now on the upswing, but not yet back to its peak, she said.</w:t>
         <w:br/>
-        <w:t>Eric Herzik, a political scientist at the University of Nevada-Reno, questions whether the Republican push will be sufficient. "This is a state where Democrats should be down  5 or  6 points and scrambling," he says. "But the Republicans are in disarray, and all the parts of the Democratic coalition are back working for Obama."</w:t>
+        <w:t>Local 226 gave Obama one of his first big labor endorsements during the Democratic primary campaign in 2008, and Wells said she is sticking with the president this year.</w:t>
         <w:br/>
-        <w:t>Herzik, a Republican who voted for Romney in the 2008 and 2012 party caucuses, says he sees the Democratic advantage at work in his Republican neighborhood in Reno. In a 10-day period, he received two separate visits from Obama backers and a third from an AFL-CIO worker aiding Obama.</w:t>
+        <w:t>"It's very important that it's someone in touch with the common person, who knows what it's like to worry about making your house payment, about having health insurance for your child," Wells said. "Romney is not the common man."</w:t>
         <w:br/>
-        <w:t>He has yet to get a Republican visit, he says, though his mailbox is filled each day with the GOP's glossy mailers. "They are literally mailing it in."</w:t>
+        <w:t>Taylor said relatively few of his members are likely to back Romney, but wondered if some might lack the enthusiasm to turn out for Obama.</w:t>
         <w:br/>
-        <w:t>Potent ground operation</w:t>
+        <w:t>"Working people, since the 2008 election, don't see the Democrats as really delivering for them," he said. "The Republicans work hard to deliver for their constituency. I wish the Democrats could do the same for theirs."</w:t>
         <w:br/>
-        <w:t>Obama's team invested heavily and early in a massive operation of field organizers to train and recruit volunteers in swing states. His payroll had swollen to 900 people at the end of August, more than double the 403 employed by Romney, according to the latest campaign filings. In Ohio alone, Obama has opened 121 offices to Romney's 40.</w:t>
+        <w:t>Ryan Erwin, a Nevada political consultant who's advising the Romney campaign, believes economic conditions favor his candidate.</w:t>
         <w:br/>
-        <w:t>"We've invested for years  in the battleground states," Obama's national field director Jeremy Bird says. "You can't fake a real ground game, and if you don't have one, you can't compensate with a billion-dollar barrage of false ads at the 11th hour."</w:t>
+        <w:t>"People moved to Nevada to chase a dream, so there is an entrepreneurial spirit here," he said. "They see an Obama administration that has promised one thing, delivered something different — not a single policy that's beneficial to Nevada's job creation environment."</w:t>
         <w:br/>
-        <w:t>The president is "trying to personally lower the unemployment rate by hiring field staff," Romney political director Rich Beeson retorts. "We've never been concerned about having more staff and offices. We have an incredibly motivated base of volunteers out there."</w:t>
+        <w:t>Reno restaurant owner Tim Wulf is the kind of entrepreneur that Romney aides have in mind.</w:t>
         <w:br/>
-        <w:t>There's no doubt Obama's campaign has had a head start in Nevada, spending heavily as Romney fended off primary challengers to clinch the nomination, he says. But "Nevadans are smart," Beeson adds. "They will ask the same questions the rest of the country is asking: Can we afford four more years of Barack Obama?"</w:t>
+        <w:t>As of the 2008 election, Wulf says he operated three Jimmy John's sandwich shops with 94 employees and was planning to expand. He said administration policies, notably Obama's health care overhaul, undermined his confidence, prompting him to sell one of the stores and cut his workforce to about 50 in hopes he wouldn't be forced to provide them with health care.</w:t>
         <w:br/>
-        <w:t>Las Vegas resident Ricardo Ritchie says no. Ritchie, 58, has been hit hard by the state's housing crash. The road-construction foreman has been out of work since July 2009, four months after his wife lost her public-relations job. Neither has found work in the three years since.</w:t>
+        <w:t>"We become a defensive business instead of growing and expanding," he said.</w:t>
         <w:br/>
-        <w:t>Their household income has dropped from nearly $200,000 a year to about $25,000 -- money Ritchie says he makes by investing their savings in the stock market.</w:t>
+        <w:t>A small business owner in the Obama camp is Ron Nelsen, 52, who runs Las Vegas-based Pioneer Overhead Door. He says the recent downturn was the worst he'd experienced in a 34-year career, forcing him to cut his 10-person workforce in half, but he now detects signs of an upswing and is ready to add at least one more worker.</w:t>
         <w:br/>
-        <w:t>About once a week, he also volunteers for the Romney campaign. A born-again Christian and abortion opponent, Ritchie says he's as motivated by social issues as he is the economy. "We have an administration that does not value life," he says.</w:t>
+        <w:t>He believes Obama is more committed than Romney to strengthening the middle class.</w:t>
         <w:br/>
-        <w:t>A hand-lettered sign in the phone-bank room of Team Nevada headquarters reminds volunteers of Romney's strong performance in the Oct. 3 debate against Obama. "Mitt did his part  on Wednesday," it declares. "Now we do ours!"</w:t>
+        <w:t>"Making the rich pay a little more doesn't scare me," Nelsen said. "I'd love to be rich so I could pay a little more."</w:t>
         <w:br/>
-        <w:t>Romney's Nevada aides say they saw an uptick in volunteers after the first presidential debate.  And Republicans say internal polls show the race tightening in the state.</w:t>
+        <w:t>Then there's Jon Basso, owner and impresario at the Heart Attack Grill on a pedestrian mall in downtown Las Vegas.</w:t>
         <w:br/>
-        <w:t>So why isn't the GOP nominee ahead? The state's politics has changed with its demographics, as Californians have poured into Las Vegas and its Clark County suburbs, Carr says. "Without Clark County's Democrats, this would be a red state," he says.</w:t>
+        <w:t>"Taste Worth Dying For" is the restaurant's motto. A vintage ambulance is parked by the entrance, the waitresses are clad as nurses, and customers don hospital gowns before consuming the high-calorie burgers, fries and butterfat shakes.</w:t>
         <w:br/>
-        <w:t>Courting the Hispanic vote</w:t>
+        <w:t>Basso, tending bar in a doctor's coat, said his business weathered the recession well "because of how outlandish we are." He mimed a coin flip when asked about his presidential preference; his favored candidate had been Ron Paul, the Texas congressman outpaced by Romney.</w:t>
         <w:br/>
-        <w:t>No state added residents at a faster pace in the first decade of this century than Nevada. And as the state grew, so did its Latino population -- soaring to 27.1% of residents in 2011, up from 19.7% in 2000.</w:t>
+        <w:t>"Our whole gimmick is one massive libertarian protest," Basso said of his restaurant. "I want the Democrats to stay out of my wallet and the Republicans to stay out of my bedroom."</w:t>
         <w:br/>
-        <w:t>Latinos are an important voting bloc in Nevada. Nearly 270,000 are eligible to vote in the state this year, according to the Pew Hispanic Center. Bush, the last incumbent up for re-election, won the state by just 21,500 votes.</w:t>
+        <w:t>———</w:t>
         <w:br/>
-        <w:t>Obama appears to be widening his lead among Latino voters nationally. The president had the support of 70% of registered Hispanic voters compared to 20% backing Romney, in a Telemundo-NBC News-Wall Street Journal survey of Latino registered voters released Oct. 3.</w:t>
+        <w:t>In some ways, neither Obama nor Romney seems like an obvious champion for a reeling state economy that relies heavily on indulgent, vice-spiced tourism.</w:t>
         <w:br/>
-        <w:t>Obama's approval rating also shot up 11% among Hispanic voters since August, pollsters found -- two months after he used his executive powers to halt deportations of some young illegal immigrants who were brought to the USA as young children. "It may be seen as cynical, but it was a great political move by Obama," says David Damore, a political scientist at the University of Nevada-Las Vegas.</w:t>
+        <w:t>Romney is a devout Mormon. His Church of Jesus Christ of Latter-day Saints opposes gambling and says governments should not sponsor it. Obama, also a sober-minded family man, irked local civic leaders early in his term by using Las Vegas visits as a metaphor for profligacy.</w:t>
         <w:br/>
-        <w:t>Ortiz, who signed the voting pledge, says she knows at least 10 young people likely to escape deportation because of Obama's action. "I think people didn't have faith in him before, but now they do."</w:t>
+        <w:t>Nonetheless, each candidate has staunch support at the top levels of the casino industry, which has thrived over the decades by winning friends on both sides of the aisle at the statehouse in Carson City and in Congress.</w:t>
         <w:br/>
-        <w:t>Romney has sought to make inroads in Nevada's Latino community.  The campaign's Spanish-language commercials  are in rotation. Sen. Marco Rubio, R-Fla., one of just two Hispanic U.S. senators, has stumped for Romney, and Romney recently opened a field office in a heavily Hispanic neighborhood.</w:t>
+        <w:t>"In Nevada, we say there's only one political party. It's the gaming party," said David Damore, a political science professor at UNLV.</w:t>
         <w:br/>
-        <w:t>Craig Romney, the candidate's youngest son who learned Spanish during his missionary work in Chile, headlined the kickoff. About 120 people attended, Team Nevada spokesman Darren Littell said.</w:t>
+        <w:t>Some of the best-known figures — casino moguls Sheldon Adelson and Steve Wynn, for example — have berated Obama's policies. Adelson, CEO of the Las Vegas Sands Corp., is giving tens of millions of dollars to Republican causes this election season, including a group supporting Romney.</w:t>
         <w:br/>
-        <w:t xml:space="preserve">Two days later, Obama was back in the state, accompanied by the Grammy-winning Mexican rock group, Mana. He drew a crowd of 11,000. </w:t>
+        <w:t>However, Senate Majority Leader Harry Reid, the patriarch of Nevada Democrats, is well-regarded within the industry, and many of its leaders donate to politicians of both major parties.</w:t>
+        <w:br/>
+        <w:t>"At our company, we lean down the middle. We need friends on both sides," said Jan Jones, a former Las Vegas mayor who's now an executive with Caesars Entertainment. She personally supports Obama — more for his positions on women's issues and health care than for business-related factors.</w:t>
+        <w:br/>
+        <w:t>Early in his term, Obama created a stir by citing Las Vegas in unflattering contexts. He chastised bank employees for lavish Vegas vacations right after they got federal bailouts and later told a town hall meeting in New Hampshire, "You don't blow a bunch of cash on Vegas when you're trying to save for college."</w:t>
+        <w:br/>
+        <w:t>The remarks prompted some business groups to cancel planned Las Vegas trips and infuriated then-Mayor Oscar Goodman, who said Obama "has a real psychological hang-up about the entertainment capital of the world."</w:t>
+        <w:br/>
+        <w:t>On a more recent visit, Obama said, "Let me set the record straight: I love Vegas."</w:t>
+        <w:br/>
+        <w:t>For the most part, said Alan Feldman, a vice president at MGM Resorts International, presidents have little direct impact on the gambling/tourism industry, though he praised the Obama administration for easing visa requirements in ways that help Nevada attract more visitors from countries such as China and Brazil.</w:t>
+        <w:br/>
+        <w:t>It might seem that Romney, from a faith opposed to gambling, would be viewed warily by the industry's movers and shakers, but that's not the case. Influential members of Nevada's large Mormon community have found ways to profit from the casinos over the decades. One of the first influential bankers to make loans to the casinos in the 1960s, Parry Thomas, came from a Mormon family.</w:t>
+        <w:br/>
+        <w:t>Now a pro-Romney political action group is accepting huge sums from Adelson, whose casino investments in Macau and Singapore have made him one of the world's richest men. Some Las Vegans assume a Romney administration would find ways to show gratitude.</w:t>
+        <w:br/>
+        <w:t>"Romney may not particularly like gambling, but he's not going to go out of his way to hurt it," said Jan Jones.</w:t>
+        <w:br/>
+        <w:t>Neither candidate is a likely supporter of another Nevada industry: prostitution. It's illegal in Las Vegas, but is allowed in most Nevada counties.</w:t>
+        <w:br/>
+        <w:t>Dennis Hof, owner of the Moonlite Bunny Ranch brothel near Carson City, says business has boomed even during the recession, thanks in part to publicity from an HBO series about the enterprise.</w:t>
+        <w:br/>
+        <w:t>Keen on politics, Hof has surveyed his customers. He says 60 percent are Democrat, 40 percent Republican, "but the Republicans spend more."</w:t>
+        <w:br/>
+        <w:t>This year, he's leaning toward Romney for his business background.</w:t>
+        <w:br/>
+        <w:t>"I like the fact that this guy has looked at budgets, made hard cuts," Hof said. "Obama doesn't have a clue about business — he wouldn't know how to run the Bunny Ranch. Romney would."</w:t>
         <w:br/>
         <w:br/>
         <w:t>Graphic</w:t>
@@ -147,7 +173,7 @@
         <w:br/>
         <w:t xml:space="preserve"> </w:t>
         <w:br/>
-        <w:t>GRAPHIC, B/W, Janet Loehrke, USA TODAY (bar graph)</w:t>
+        <w:t>Associated Press/Dec. 2, 2011 Boyd Gaming's multibillion-dollar stalled Echelon project sits idle on the Strip in Las Vegas.</w:t>
       </w:r>
     </w:p>
     <w:sectPr>
